--- a/apps/desktop/public/mau-van-ban/rieng-qd-pa.docx
+++ b/apps/desktop/public/mau-van-ban/rieng-qd-pa.docx
@@ -340,22 +340,22 @@
         <w:spacing w:before="160" w:after="0"/>
         <w:jc w:val="center"/>
         <w:rPr>
-          <w:rFonts w:ascii="Calibri" w:hAnsi="Calibri" w:cs="Calibri"/>
+          <w:rFonts w:ascii="Times New Roman" w:hAnsi="Times New Roman" w:cs="Times New Roman"/>
           <w:b/>
           <w:spacing w:val="-4"/>
           <w:sz w:val="28"/>
           <w:szCs w:val="28"/>
-          <w:lang w:val="nl-NL" w:eastAsia="en-US"/>
+          <w:lang w:val="nl-NL" w:eastAsia="Times New Roman"/>
         </w:rPr>
       </w:pPr>
       <w:r>
         <w:rPr>
-          <w:rFonts w:cs="Calibri" w:ascii="Calibri" w:hAnsi="Calibri"/>
+          <w:rFonts w:cs="Times New Roman" w:ascii="Times New Roman" w:hAnsi="Times New Roman"/>
           <w:b/>
           <w:spacing w:val="-4"/>
           <w:sz w:val="28"/>
           <w:szCs w:val="28"/>
-          <w:lang w:val="nl-NL" w:eastAsia="en-US"/>
+          <w:lang w:val="nl-NL" w:eastAsia="Times New Roman"/>
         </w:rPr>
         <mc:AlternateContent>
           <mc:Choice Requires="wps">
@@ -598,7 +598,7 @@
         <w:spacing w:before="160" w:after="0"/>
         <w:jc w:val="center"/>
         <w:rPr>
-          <w:rFonts w:ascii="Times New Roman Bold" w:hAnsi="Times New Roman Bold" w:cs="Times New Roman Bold"/>
+          <w:rFonts w:ascii="Times New Roman" w:hAnsi="Times New Roman" w:cs="Times New Roman"/>
           <w:b/>
           <w:bCs/>
           <w:sz w:val="26"/>
@@ -608,7 +608,7 @@
       </w:pPr>
       <w:r>
         <w:rPr>
-          <w:rFonts w:cs="Times New Roman Bold" w:ascii="Times New Roman Bold" w:hAnsi="Times New Roman Bold"/>
+          <w:rFonts w:cs="Times New Roman" w:ascii="Times New Roman" w:hAnsi="Times New Roman"/>
           <w:b/>
           <w:bCs/>
           <w:sz w:val="26"/>
@@ -2471,10 +2471,10 @@
   <w:docDefaults>
     <w:rPrDefault>
       <w:rPr>
-        <w:rFonts w:ascii="Liberation Serif" w:hAnsi="Liberation Serif" w:eastAsia="WenQuanYi Zen Hei" w:cs="FreeSans"/>
+        <w:rFonts w:ascii="Times New Roman" w:hAnsi="Times New Roman" w:eastAsia="Times New Roman" w:cs="Times New Roman"/>
         <w:sz w:val="24"/>
         <w:szCs w:val="24"/>
-        <w:lang w:val="en-US" w:eastAsia="zh-CN" w:bidi="hi-IN"/>
+        <w:lang w:val="en-US" w:eastAsia="Times New Roman" w:bidi="hi-IN"/>
       </w:rPr>
     </w:rPrDefault>
     <w:pPrDefault>
@@ -2495,7 +2495,7 @@
       <w:color w:val="auto"/>
       <w:sz w:val="24"/>
       <w:szCs w:val="24"/>
-      <w:lang w:val="en-US" w:bidi="ar-SA" w:eastAsia="zh-CN"/>
+      <w:lang w:val="en-US" w:bidi="ar-SA" w:eastAsia="Times New Roman"/>
     </w:rPr>
   </w:style>
   <w:style w:type="paragraph" w:styleId="Heading1">
@@ -2514,7 +2514,7 @@
       <w:outlineLvl w:val="0"/>
     </w:pPr>
     <w:rPr>
-      <w:rFonts w:ascii=".VnTimeH;Courier New" w:hAnsi=".VnTimeH;Courier New" w:cs=".VnTimeH;Courier New"/>
+      <w:rFonts w:ascii="Times New Roman" w:hAnsi="Times New Roman" w:cs="Times New Roman"/>
       <w:b/>
       <w:sz w:val="36"/>
       <w:szCs w:val="20"/>
@@ -2581,7 +2581,7 @@
     <w:name w:val="WW8Num2z1"/>
     <w:qFormat/>
     <w:rPr>
-      <w:rFonts w:ascii="Courier New" w:hAnsi="Courier New" w:cs="Courier New"/>
+      <w:rFonts w:ascii="Times New Roman" w:hAnsi="Times New Roman" w:cs="Times New Roman"/>
     </w:rPr>
   </w:style>
   <w:style w:type="character" w:styleId="WW8Num2z2">
@@ -2616,7 +2616,7 @@
     <w:name w:val="WW8Num4z1"/>
     <w:qFormat/>
     <w:rPr>
-      <w:rFonts w:ascii="Courier New" w:hAnsi="Courier New" w:cs="Courier New"/>
+      <w:rFonts w:ascii="Times New Roman" w:hAnsi="Times New Roman" w:cs="Times New Roman"/>
     </w:rPr>
   </w:style>
   <w:style w:type="character" w:styleId="WW8Num4z2">
@@ -2644,7 +2644,7 @@
     <w:name w:val="WW8Num5z1"/>
     <w:qFormat/>
     <w:rPr>
-      <w:rFonts w:ascii="Courier New" w:hAnsi="Courier New" w:cs="Courier New"/>
+      <w:rFonts w:ascii="Times New Roman" w:hAnsi="Times New Roman" w:cs="Times New Roman"/>
     </w:rPr>
   </w:style>
   <w:style w:type="character" w:styleId="WW8Num5z2">
@@ -2679,7 +2679,7 @@
     <w:name w:val="WW8Num7z1"/>
     <w:qFormat/>
     <w:rPr>
-      <w:rFonts w:ascii="Courier New" w:hAnsi="Courier New" w:cs="Courier New"/>
+      <w:rFonts w:ascii="Times New Roman" w:hAnsi="Times New Roman" w:cs="Times New Roman"/>
     </w:rPr>
   </w:style>
   <w:style w:type="character" w:styleId="WW8Num7z2">
@@ -2707,7 +2707,7 @@
     <w:name w:val="WW8Num8z1"/>
     <w:qFormat/>
     <w:rPr>
-      <w:rFonts w:ascii="Courier New" w:hAnsi="Courier New" w:cs="Courier New"/>
+      <w:rFonts w:ascii="Times New Roman" w:hAnsi="Times New Roman" w:cs="Times New Roman"/>
     </w:rPr>
   </w:style>
   <w:style w:type="character" w:styleId="WW8Num8z2">
@@ -2742,7 +2742,7 @@
     <w:name w:val="WW8Num10z1"/>
     <w:qFormat/>
     <w:rPr>
-      <w:rFonts w:ascii="Courier New" w:hAnsi="Courier New" w:cs="Courier New"/>
+      <w:rFonts w:ascii="Times New Roman" w:hAnsi="Times New Roman" w:cs="Times New Roman"/>
     </w:rPr>
   </w:style>
   <w:style w:type="character" w:styleId="WW8Num10z2">
@@ -2777,7 +2777,7 @@
     <w:name w:val="WW8Num12z1"/>
     <w:qFormat/>
     <w:rPr>
-      <w:rFonts w:ascii="Courier New" w:hAnsi="Courier New" w:cs="Courier New"/>
+      <w:rFonts w:ascii="Times New Roman" w:hAnsi="Times New Roman" w:cs="Times New Roman"/>
     </w:rPr>
   </w:style>
   <w:style w:type="character" w:styleId="WW8Num12z2">
@@ -2808,7 +2808,7 @@
     <w:name w:val="Balloon Text Char"/>
     <w:qFormat/>
     <w:rPr>
-      <w:rFonts w:ascii="Tahoma" w:hAnsi="Tahoma" w:cs="Tahoma"/>
+      <w:rFonts w:ascii="Times New Roman" w:hAnsi="Times New Roman" w:cs="Times New Roman"/>
       <w:sz w:val="16"/>
       <w:szCs w:val="16"/>
     </w:rPr>
@@ -2817,7 +2817,7 @@
     <w:name w:val="Body Text Indent Char"/>
     <w:qFormat/>
     <w:rPr>
-      <w:rFonts w:ascii=".VnTime;Courier New" w:hAnsi=".VnTime;Courier New" w:cs=".VnTime;Courier New"/>
+      <w:rFonts w:ascii="Times New Roman" w:hAnsi="Times New Roman" w:cs="Times New Roman"/>
       <w:sz w:val="28"/>
     </w:rPr>
   </w:style>
@@ -2832,7 +2832,7 @@
     <w:name w:val="Char Char2"/>
     <w:qFormat/>
     <w:rPr>
-      <w:rFonts w:ascii=".VnTime;Courier New" w:hAnsi=".VnTime;Courier New" w:cs=".VnTime;Courier New"/>
+      <w:rFonts w:ascii="Times New Roman" w:hAnsi="Times New Roman" w:cs="Times New Roman"/>
       <w:sz w:val="28"/>
       <w:lang w:val="en-US" w:bidi="ar-SA"/>
     </w:rPr>
@@ -2869,7 +2869,7 @@
     <w:name w:val="Heading 1 Char"/>
     <w:qFormat/>
     <w:rPr>
-      <w:rFonts w:ascii=".VnTimeH;Courier New" w:hAnsi=".VnTimeH;Courier New" w:cs=".VnTimeH;Courier New"/>
+      <w:rFonts w:ascii="Times New Roman" w:hAnsi="Times New Roman" w:cs="Times New Roman"/>
       <w:b/>
       <w:sz w:val="36"/>
     </w:rPr>
@@ -2888,7 +2888,7 @@
     <w:name w:val="Body Text 2 Char"/>
     <w:qFormat/>
     <w:rPr>
-      <w:rFonts w:ascii=".VnTime;Courier New" w:hAnsi=".VnTime;Courier New" w:cs=".VnTime;Courier New"/>
+      <w:rFonts w:ascii="Times New Roman" w:hAnsi="Times New Roman" w:cs="Times New Roman"/>
       <w:sz w:val="28"/>
       <w:szCs w:val="24"/>
       <w:lang w:val="fr-FR"/>
@@ -2949,7 +2949,7 @@
       <w:spacing w:before="240" w:after="120"/>
     </w:pPr>
     <w:rPr>
-      <w:rFonts w:ascii="Liberation Sans" w:hAnsi="Liberation Sans" w:eastAsia="WenQuanYi Zen Hei" w:cs="FreeSans"/>
+      <w:rFonts w:ascii="Times New Roman" w:hAnsi="Times New Roman" w:eastAsia="Times New Roman" w:cs="Times New Roman"/>
       <w:sz w:val="28"/>
       <w:szCs w:val="28"/>
     </w:rPr>
@@ -2970,7 +2970,7 @@
     <w:basedOn w:val="BodyText"/>
     <w:pPr/>
     <w:rPr>
-      <w:rFonts w:cs="FreeSans"/>
+      <w:rFonts w:cs="Times New Roman"/>
     </w:rPr>
   </w:style>
   <w:style w:type="paragraph" w:styleId="Caption">
@@ -2982,7 +2982,7 @@
       <w:spacing w:before="120" w:after="120"/>
     </w:pPr>
     <w:rPr>
-      <w:rFonts w:cs="FreeSans"/>
+      <w:rFonts w:cs="Times New Roman"/>
       <w:i/>
       <w:iCs/>
       <w:sz w:val="24"/>
@@ -2997,7 +2997,7 @@
       <w:suppressLineNumbers/>
     </w:pPr>
     <w:rPr>
-      <w:rFonts w:cs="FreeSans"/>
+      <w:rFonts w:cs="Times New Roman"/>
     </w:rPr>
   </w:style>
   <w:style w:type="paragraph" w:styleId="HeaderandFooter">
@@ -3047,7 +3047,7 @@
       <w:jc w:val="both"/>
     </w:pPr>
     <w:rPr>
-      <w:rFonts w:ascii=".VnTime;Courier New" w:hAnsi=".VnTime;Courier New" w:cs=".VnTime;Courier New"/>
+      <w:rFonts w:ascii="Times New Roman" w:hAnsi="Times New Roman" w:cs="Times New Roman"/>
       <w:sz w:val="28"/>
       <w:szCs w:val="20"/>
     </w:rPr>
@@ -3060,7 +3060,7 @@
       <w:shd w:fill="000080" w:val="clear"/>
     </w:pPr>
     <w:rPr>
-      <w:rFonts w:ascii="Tahoma" w:hAnsi="Tahoma" w:cs="Tahoma"/>
+      <w:rFonts w:ascii="Times New Roman" w:hAnsi="Times New Roman" w:cs="Times New Roman"/>
       <w:sz w:val="20"/>
       <w:szCs w:val="20"/>
     </w:rPr>
@@ -3074,11 +3074,11 @@
       <w:jc w:val="both"/>
     </w:pPr>
     <w:rPr>
-      <w:rFonts w:eastAsia="SimSun;宋体" w:cs="Times New Roman"/>
+      <w:rFonts w:eastAsia="Times New Roman" w:cs="Times New Roman"/>
       <w:kern w:val="2"/>
       <w:sz w:val="24"/>
       <w:szCs w:val="24"/>
-      <w:lang w:eastAsia="zh-CN"/>
+      <w:lang w:eastAsia="Times New Roman"/>
     </w:rPr>
   </w:style>
   <w:style w:type="paragraph" w:styleId="Char">
@@ -3089,7 +3089,7 @@
       <w:spacing w:lineRule="exact" w:line="240" w:before="0" w:after="160"/>
     </w:pPr>
     <w:rPr>
-      <w:rFonts w:ascii="Arial" w:hAnsi="Arial" w:cs="Arial"/>
+      <w:rFonts w:ascii="Times New Roman" w:hAnsi="Times New Roman" w:cs="Times New Roman"/>
       <w:sz w:val="22"/>
       <w:szCs w:val="22"/>
     </w:rPr>
@@ -3100,7 +3100,7 @@
     <w:qFormat/>
     <w:pPr/>
     <w:rPr>
-      <w:rFonts w:ascii="Tahoma" w:hAnsi="Tahoma" w:cs="Tahoma"/>
+      <w:rFonts w:ascii="Times New Roman" w:hAnsi="Times New Roman" w:cs="Times New Roman"/>
       <w:sz w:val="16"/>
       <w:szCs w:val="16"/>
       <w:lang w:val="en-US"/>
@@ -3124,7 +3124,7 @@
       <w:jc w:val="both"/>
     </w:pPr>
     <w:rPr>
-      <w:rFonts w:ascii=".VnTime;Courier New" w:hAnsi=".VnTime;Courier New" w:cs=".VnTime;Courier New"/>
+      <w:rFonts w:ascii="Times New Roman" w:hAnsi="Times New Roman" w:cs="Times New Roman"/>
       <w:sz w:val="28"/>
       <w:lang w:val="fr-FR"/>
     </w:rPr>
@@ -3138,11 +3138,11 @@
       <w:jc w:val="both"/>
     </w:pPr>
     <w:rPr>
-      <w:rFonts w:eastAsia="SimSun;宋体" w:cs="Times New Roman"/>
+      <w:rFonts w:eastAsia="Times New Roman" w:cs="Times New Roman"/>
       <w:kern w:val="2"/>
       <w:sz w:val="24"/>
       <w:szCs w:val="24"/>
-      <w:lang w:eastAsia="zh-CN"/>
+      <w:lang w:eastAsia="Times New Roman"/>
     </w:rPr>
   </w:style>
   <w:style w:type="paragraph" w:styleId="Char1">
@@ -3154,11 +3154,11 @@
       <w:jc w:val="both"/>
     </w:pPr>
     <w:rPr>
-      <w:rFonts w:eastAsia="SimSun;宋体" w:cs="Times New Roman"/>
+      <w:rFonts w:eastAsia="Times New Roman" w:cs="Times New Roman"/>
       <w:kern w:val="2"/>
       <w:sz w:val="24"/>
       <w:szCs w:val="24"/>
-      <w:lang w:eastAsia="zh-CN"/>
+      <w:lang w:eastAsia="Times New Roman"/>
     </w:rPr>
   </w:style>
   <w:style w:type="paragraph" w:styleId="xl118">
@@ -5413,7 +5413,7 @@
       <w:spacing w:before="60" w:after="60"/>
     </w:pPr>
     <w:rPr>
-      <w:rFonts w:ascii="VNI-Helve" w:hAnsi="VNI-Helve" w:cs="VNI-Helve"/>
+      <w:rFonts w:ascii="Times New Roman" w:hAnsi="Times New Roman" w:cs="Times New Roman"/>
     </w:rPr>
   </w:style>
   <w:style w:type="paragraph" w:styleId="ListParagraph">
@@ -5426,7 +5426,7 @@
       <w:contextualSpacing/>
     </w:pPr>
     <w:rPr>
-      <w:rFonts w:ascii=".VnTime;Courier New" w:hAnsi=".VnTime;Courier New" w:cs=".VnTime;Courier New"/>
+      <w:rFonts w:ascii="Times New Roman" w:hAnsi="Times New Roman" w:cs="Times New Roman"/>
       <w:sz w:val="28"/>
       <w:szCs w:val="28"/>
     </w:rPr>

--- a/apps/desktop/public/mau-van-ban/rieng-qd-pa.docx
+++ b/apps/desktop/public/mau-van-ban/rieng-qd-pa.docx
@@ -1293,23 +1293,10 @@
       </w:pPr>
       <w:r>
         <w:rPr>
+          <w:b/>
           <w:rStyle w:val="fontstyle01"/>
-          <w:b/>
-        </w:rPr>
-        <w:t>11.</w:t>
-      </w:r>
-      <w:r>
-        <w:rPr>
-          <w:rStyle w:val="fontstyle01"/>
-        </w:rPr>
-        <w:t xml:space="preserve"> </w:t>
-      </w:r>
-      <w:r>
-        <w:rPr>
-          <w:rStyle w:val="fontstyle21"/>
-          <w:i w:val="false"/>
-        </w:rPr>
-        <w:t>Phương án chi tiết về bồi thường, hỗ trợ, tái định cư đối với người có đất thu hồi, chủ sở hữu tài sản</w:t>
+        </w:rPr>
+        <w:t xml:space="preserve">11. Phương án chi tiết về bồi thường, hỗ trợ, tái định cư đối với người có đất thu hồi, chủ sở hữu tài sản theo quy định tại khoản 2 Điều 3 của Nghị định số 88/2024/NĐ-CP ngày 15 tháng 7 năm 2024 của Chính phủ</w:t>
       </w:r>
     </w:p>
     <w:p>
@@ -1456,6 +1443,37 @@
           <w:szCs w:val="28"/>
         </w:rPr>
         <w:t xml:space="preserve"> {co_quan_dang_tai} có trách nhiệm đăng tải Quyết định này trên trang thông tin điện tử của {ten_xa}.</w:t>
+      </w:r>
+    </w:p>
+    <w:p>
+      <w:pPr>
+        <w:pStyle w:val="Normal"/>
+        <w:spacing w:before="160" w:after="0"/>
+        <w:ind w:firstLine="709" w:end="0"/>
+        <w:jc w:val="both"/>
+        <w:rPr>
+          <w:bCs/>
+          <w:iCs/>
+          <w:sz w:val="28"/>
+          <w:szCs w:val="28"/>
+        </w:rPr>
+      </w:pPr>
+      <w:r>
+        <w:rPr>
+          <w:b/>
+          <w:iCs/>
+          <w:sz w:val="28"/>
+          <w:szCs w:val="28"/>
+        </w:rPr>
+        <w:t xml:space="preserve">4.</w:t>
+      </w:r>
+      <w:r>
+        <w:rPr>
+          <w:iCs/>
+          <w:sz w:val="28"/>
+          <w:szCs w:val="28"/>
+        </w:rPr>
+        <w:t xml:space="preserve"> {trach_nhiem_nguoi_co_dat}</w:t>
       </w:r>
     </w:p>
     <w:p>
